--- a/data/revised_2026-10_full/outputs/v2/Maths/SS1.4_Congruence/Mathematics_Congruence_CBE_LessonSequence.docx
+++ b/data/revised_2026-10_full/outputs/v2/Maths/SS1.4_Congruence/Mathematics_Congruence_CBE_LessonSequence.docx
@@ -2318,7 +2318,7 @@
         </w:rPr>
         <w:t xml:space="preserve">© 2026 SeaVuria and ARES. This work is licensed under a </w:t>
       </w:r>
-      <w:hyperlink w:history="1" r:id="rIddwppjnd8hiwtwrveer1bw">
+      <w:hyperlink w:history="1" r:id="rIdd0qcvcdhhwzqwxf80sket">
         <w:r>
           <w:rPr>
             <w:rFonts w:ascii="Arial" w:cs="Arial" w:eastAsia="Arial" w:hAnsi="Arial"/>
@@ -2338,7 +2338,7 @@
         </w:rPr>
         <w:t xml:space="preserve"> (</w:t>
       </w:r>
-      <w:hyperlink w:history="1" r:id="rIdcakwrykwyf5o21bisehis">
+      <w:hyperlink w:history="1" r:id="rIdrtcurja93brbciqy6gc_s">
         <w:r>
           <w:rPr>
             <w:rFonts w:ascii="Arial" w:cs="Arial" w:eastAsia="Arial" w:hAnsi="Arial"/>
@@ -2358,7 +2358,7 @@
         </w:rPr>
         <w:t xml:space="preserve">). To view a copy of this license, visit </w:t>
       </w:r>
-      <w:hyperlink w:history="1" r:id="rIdfsqh3qwtrborf6rajl95n">
+      <w:hyperlink w:history="1" r:id="rIdukcxp03vzwe8thxydh3ti">
         <w:r>
           <w:rPr>
             <w:rFonts w:ascii="Arial" w:cs="Arial" w:eastAsia="Arial" w:hAnsi="Arial"/>
@@ -3397,7 +3397,7 @@
             <w:pPr>
               <w:spacing w:after="20" w:before="0"/>
             </w:pPr>
-            <w:hyperlink w:history="1" r:id="rIdi_p7lmdc-sgcug9ohjads">
+            <w:hyperlink w:history="1" r:id="rIddeylenc2lfsmbonfxco0h">
               <w:r>
                 <w:rPr>
                   <w:rFonts w:ascii="Arial" w:cs="Arial" w:eastAsia="Arial" w:hAnsi="Arial"/>
@@ -3430,7 +3430,7 @@
               <w:spacing w:after="10" w:before="0"/>
               <w:ind w:left="120"/>
             </w:pPr>
-            <w:hyperlink w:history="1" r:id="rIdd2lixqxgrd-1wczzqo253">
+            <w:hyperlink w:history="1" r:id="rId_cwy903t02o-rsnzc-zio">
               <w:r>
                 <w:rPr>
                   <w:rFonts w:ascii="Arial" w:cs="Arial" w:eastAsia="Arial" w:hAnsi="Arial"/>
@@ -3475,7 +3475,7 @@
             <w:pPr>
               <w:spacing w:after="20" w:before="0"/>
             </w:pPr>
-            <w:hyperlink w:history="1" r:id="rId9jaubeqnsdkg7az83umhe">
+            <w:hyperlink w:history="1" r:id="rIdec8ooofi6g_f2feonz2_b">
               <w:r>
                 <w:rPr>
                   <w:rFonts w:ascii="Arial" w:cs="Arial" w:eastAsia="Arial" w:hAnsi="Arial"/>
@@ -3508,7 +3508,7 @@
               <w:spacing w:after="10" w:before="0"/>
               <w:ind w:left="120"/>
             </w:pPr>
-            <w:hyperlink w:history="1" r:id="rIdixx6tmkaoboc-kgomemru">
+            <w:hyperlink w:history="1" r:id="rIdtv_iednhg8f3aesmqoyei">
               <w:r>
                 <w:rPr>
                   <w:rFonts w:ascii="Arial" w:cs="Arial" w:eastAsia="Arial" w:hAnsi="Arial"/>
@@ -3708,7 +3708,7 @@
             <w:pPr>
               <w:spacing w:after="20" w:before="0"/>
             </w:pPr>
-            <w:hyperlink w:history="1" r:id="rIdtmaulyh5kjt1kgvy9i5qp">
+            <w:hyperlink w:history="1" r:id="rIdhvhya6rmip2ek2gmac6u6">
               <w:r>
                 <w:rPr>
                   <w:rFonts w:ascii="Arial" w:cs="Arial" w:eastAsia="Arial" w:hAnsi="Arial"/>
@@ -3741,7 +3741,7 @@
               <w:spacing w:after="10" w:before="0"/>
               <w:ind w:left="120"/>
             </w:pPr>
-            <w:hyperlink w:history="1" r:id="rIdz5bcl5y5rvho69t0gcqfo">
+            <w:hyperlink w:history="1" r:id="rIdm6j3nd0xzcyd3cqqw6y2d">
               <w:r>
                 <w:rPr>
                   <w:rFonts w:ascii="Arial" w:cs="Arial" w:eastAsia="Arial" w:hAnsi="Arial"/>
@@ -3786,7 +3786,7 @@
             <w:pPr>
               <w:spacing w:after="20" w:before="0"/>
             </w:pPr>
-            <w:hyperlink w:history="1" r:id="rIdfum4l3vt1mbtg2uvlkyz_">
+            <w:hyperlink w:history="1" r:id="rIdla8kw0oj704pz116sqzsh">
               <w:r>
                 <w:rPr>
                   <w:rFonts w:ascii="Arial" w:cs="Arial" w:eastAsia="Arial" w:hAnsi="Arial"/>
@@ -3819,7 +3819,7 @@
               <w:spacing w:after="10" w:before="0"/>
               <w:ind w:left="120"/>
             </w:pPr>
-            <w:hyperlink w:history="1" r:id="rIdg2ungsxrhie-jzkukl-bs">
+            <w:hyperlink w:history="1" r:id="rId0r2cicoaqygltqbkbzdwj">
               <w:r>
                 <w:rPr>
                   <w:rFonts w:ascii="Arial" w:cs="Arial" w:eastAsia="Arial" w:hAnsi="Arial"/>
@@ -4019,7 +4019,7 @@
             <w:pPr>
               <w:spacing w:after="20" w:before="0"/>
             </w:pPr>
-            <w:hyperlink w:history="1" r:id="rIdngrshfeucvpmz8-kcvt2q">
+            <w:hyperlink w:history="1" r:id="rIdqz0uqw5bzmvyl25bz54sp">
               <w:r>
                 <w:rPr>
                   <w:rFonts w:ascii="Arial" w:cs="Arial" w:eastAsia="Arial" w:hAnsi="Arial"/>
@@ -4052,7 +4052,7 @@
               <w:spacing w:after="10" w:before="0"/>
               <w:ind w:left="120"/>
             </w:pPr>
-            <w:hyperlink w:history="1" r:id="rIdvlvhotqo-rb5zxe0z4g6p">
+            <w:hyperlink w:history="1" r:id="rId1g6uswfefwdchsmij2_6k">
               <w:r>
                 <w:rPr>
                   <w:rFonts w:ascii="Arial" w:cs="Arial" w:eastAsia="Arial" w:hAnsi="Arial"/>
@@ -4097,7 +4097,7 @@
             <w:pPr>
               <w:spacing w:after="20" w:before="0"/>
             </w:pPr>
-            <w:hyperlink w:history="1" r:id="rId-kajrl_gxzbxgjin9qn_k">
+            <w:hyperlink w:history="1" r:id="rIdjmh7lswkbbwslzyzyuxpf">
               <w:r>
                 <w:rPr>
                   <w:rFonts w:ascii="Arial" w:cs="Arial" w:eastAsia="Arial" w:hAnsi="Arial"/>
@@ -4130,7 +4130,7 @@
               <w:spacing w:after="10" w:before="0"/>
               <w:ind w:left="120"/>
             </w:pPr>
-            <w:hyperlink w:history="1" r:id="rId4wcze37zer3mz3b4t5tkw">
+            <w:hyperlink w:history="1" r:id="rIdqjnb1qiaaer-9vt1u0kji">
               <w:r>
                 <w:rPr>
                   <w:rFonts w:ascii="Arial" w:cs="Arial" w:eastAsia="Arial" w:hAnsi="Arial"/>
@@ -4330,7 +4330,7 @@
             <w:pPr>
               <w:spacing w:after="20" w:before="0"/>
             </w:pPr>
-            <w:hyperlink w:history="1" r:id="rIdtqqiqhprja9kuhavpvklb">
+            <w:hyperlink w:history="1" r:id="rIdddhnm-ic2pnjk2exbom3l">
               <w:r>
                 <w:rPr>
                   <w:rFonts w:ascii="Arial" w:cs="Arial" w:eastAsia="Arial" w:hAnsi="Arial"/>
@@ -4363,7 +4363,7 @@
               <w:spacing w:after="10" w:before="0"/>
               <w:ind w:left="120"/>
             </w:pPr>
-            <w:hyperlink w:history="1" r:id="rIdxhcwctmjs0ltbzzt935bu">
+            <w:hyperlink w:history="1" r:id="rIdmrdqioud0vjrki1lrnhdk">
               <w:r>
                 <w:rPr>
                   <w:rFonts w:ascii="Arial" w:cs="Arial" w:eastAsia="Arial" w:hAnsi="Arial"/>
@@ -4408,7 +4408,7 @@
             <w:pPr>
               <w:spacing w:after="20" w:before="0"/>
             </w:pPr>
-            <w:hyperlink w:history="1" r:id="rIdepx3qsk4zrytyafuav-nh">
+            <w:hyperlink w:history="1" r:id="rIdwtam-u47fzltpfbop0iac">
               <w:r>
                 <w:rPr>
                   <w:rFonts w:ascii="Arial" w:cs="Arial" w:eastAsia="Arial" w:hAnsi="Arial"/>
@@ -4441,7 +4441,7 @@
               <w:spacing w:after="10" w:before="0"/>
               <w:ind w:left="120"/>
             </w:pPr>
-            <w:hyperlink w:history="1" r:id="rIdnuqzw97wkou7xsyd-mmqj">
+            <w:hyperlink w:history="1" r:id="rIdgqht7iwnk6aesaeimal8k">
               <w:r>
                 <w:rPr>
                   <w:rFonts w:ascii="Arial" w:cs="Arial" w:eastAsia="Arial" w:hAnsi="Arial"/>
@@ -4641,7 +4641,7 @@
             <w:pPr>
               <w:spacing w:after="20" w:before="0"/>
             </w:pPr>
-            <w:hyperlink w:history="1" r:id="rIdjds4cpid1-4kxu5kkidsa">
+            <w:hyperlink w:history="1" r:id="rIdmqpb6imqqtqrtcwlnryum">
               <w:r>
                 <w:rPr>
                   <w:rFonts w:ascii="Arial" w:cs="Arial" w:eastAsia="Arial" w:hAnsi="Arial"/>
@@ -4674,7 +4674,7 @@
               <w:spacing w:after="10" w:before="0"/>
               <w:ind w:left="120"/>
             </w:pPr>
-            <w:hyperlink w:history="1" r:id="rIdrtbglc3xipxqv_fhd9hqe">
+            <w:hyperlink w:history="1" r:id="rId5rwkbklrsoaq1kfgsmt2i">
               <w:r>
                 <w:rPr>
                   <w:rFonts w:ascii="Arial" w:cs="Arial" w:eastAsia="Arial" w:hAnsi="Arial"/>
@@ -4719,7 +4719,7 @@
             <w:pPr>
               <w:spacing w:after="20" w:before="0"/>
             </w:pPr>
-            <w:hyperlink w:history="1" r:id="rIdfdyajuskmub33w_jfar6a">
+            <w:hyperlink w:history="1" r:id="rIdnqdyg-itabyxdgbxziefa">
               <w:r>
                 <w:rPr>
                   <w:rFonts w:ascii="Arial" w:cs="Arial" w:eastAsia="Arial" w:hAnsi="Arial"/>
@@ -4752,7 +4752,7 @@
               <w:spacing w:after="10" w:before="0"/>
               <w:ind w:left="120"/>
             </w:pPr>
-            <w:hyperlink w:history="1" r:id="rIdwzqesehj09r1j_t7o3hf5">
+            <w:hyperlink w:history="1" r:id="rIdyguxlb8s35pwlnxl0m_58">
               <w:r>
                 <w:rPr>
                   <w:rFonts w:ascii="Arial" w:cs="Arial" w:eastAsia="Arial" w:hAnsi="Arial"/>
@@ -5277,7 +5277,7 @@
         </w:rPr>
         <w:t xml:space="preserve">© 2026 SeaVuria and ARES. Aligned with KICD objectives. Developed by SeaVuria; technical implementation by ARES (with AI assistance from Claude). Licensed under </w:t>
       </w:r>
-      <w:hyperlink w:history="1" r:id="rId1ite5etxljjcixydxo_52">
+      <w:hyperlink w:history="1" r:id="rIdjxtac6-rlbja1jpcgjp6p">
         <w:r>
           <w:rPr>
             <w:rFonts w:ascii="Arial" w:cs="Arial" w:eastAsia="Arial" w:hAnsi="Arial"/>
@@ -5298,7 +5298,7 @@
         </w:rPr>
         <w:t xml:space="preserve"> (</w:t>
       </w:r>
-      <w:hyperlink w:history="1" r:id="rIdjsk_eipbe9krmgvxllyqh">
+      <w:hyperlink w:history="1" r:id="rIdbqir0sjshcdr-ellbgy9u">
         <w:r>
           <w:rPr>
             <w:rFonts w:ascii="Arial" w:cs="Arial" w:eastAsia="Arial" w:hAnsi="Arial"/>
@@ -6338,7 +6338,7 @@
             <w:pPr>
               <w:spacing w:after="20" w:before="0"/>
             </w:pPr>
-            <w:hyperlink w:history="1" r:id="rIdkltisejrs4pn6kypohfkx">
+            <w:hyperlink w:history="1" r:id="rIdbw6rdfgz8enrpei9g5tyc">
               <w:r>
                 <w:rPr>
                   <w:rFonts w:ascii="Arial" w:cs="Arial" w:eastAsia="Arial" w:hAnsi="Arial"/>
@@ -6371,7 +6371,7 @@
               <w:spacing w:after="10" w:before="0"/>
               <w:ind w:left="120"/>
             </w:pPr>
-            <w:hyperlink w:history="1" r:id="rIdd4sut6qpvq3jaclr5hmvw">
+            <w:hyperlink w:history="1" r:id="rIdrb4wb9rvqoimpgfna1ifv">
               <w:r>
                 <w:rPr>
                   <w:rFonts w:ascii="Arial" w:cs="Arial" w:eastAsia="Arial" w:hAnsi="Arial"/>
@@ -6416,7 +6416,7 @@
             <w:pPr>
               <w:spacing w:after="20" w:before="0"/>
             </w:pPr>
-            <w:hyperlink w:history="1" r:id="rIdsa1lk8zvehls4visyhopk">
+            <w:hyperlink w:history="1" r:id="rIdurowk2ubgpbh6-2xef2ur">
               <w:r>
                 <w:rPr>
                   <w:rFonts w:ascii="Arial" w:cs="Arial" w:eastAsia="Arial" w:hAnsi="Arial"/>
@@ -6449,7 +6449,7 @@
               <w:spacing w:after="10" w:before="0"/>
               <w:ind w:left="120"/>
             </w:pPr>
-            <w:hyperlink w:history="1" r:id="rId6v93e455ohsfd5u8hy3xr">
+            <w:hyperlink w:history="1" r:id="rIdhlmerjnikr1e-kgjsadzv">
               <w:r>
                 <w:rPr>
                   <w:rFonts w:ascii="Arial" w:cs="Arial" w:eastAsia="Arial" w:hAnsi="Arial"/>
@@ -6649,7 +6649,7 @@
             <w:pPr>
               <w:spacing w:after="20" w:before="0"/>
             </w:pPr>
-            <w:hyperlink w:history="1" r:id="rId52tc8wshkzoystiip-hbr">
+            <w:hyperlink w:history="1" r:id="rIdvcjt-e_21f0orzv2x_utt">
               <w:r>
                 <w:rPr>
                   <w:rFonts w:ascii="Arial" w:cs="Arial" w:eastAsia="Arial" w:hAnsi="Arial"/>
@@ -6682,7 +6682,7 @@
               <w:spacing w:after="10" w:before="0"/>
               <w:ind w:left="120"/>
             </w:pPr>
-            <w:hyperlink w:history="1" r:id="rIdi0wgaapknbv0pixncpm6e">
+            <w:hyperlink w:history="1" r:id="rIdo_imck9qw0eqhu4pa_jh8">
               <w:r>
                 <w:rPr>
                   <w:rFonts w:ascii="Arial" w:cs="Arial" w:eastAsia="Arial" w:hAnsi="Arial"/>
@@ -6727,7 +6727,7 @@
             <w:pPr>
               <w:spacing w:after="20" w:before="0"/>
             </w:pPr>
-            <w:hyperlink w:history="1" r:id="rIdmdo0zjqxjjka4jvr93vyx">
+            <w:hyperlink w:history="1" r:id="rIdeb7nbmiypi2oens9l2bmo">
               <w:r>
                 <w:rPr>
                   <w:rFonts w:ascii="Arial" w:cs="Arial" w:eastAsia="Arial" w:hAnsi="Arial"/>
@@ -6760,7 +6760,7 @@
               <w:spacing w:after="10" w:before="0"/>
               <w:ind w:left="120"/>
             </w:pPr>
-            <w:hyperlink w:history="1" r:id="rIdqledaetzz1qjazs5i-xuj">
+            <w:hyperlink w:history="1" r:id="rIdlabiko6lg8ewkteifpdcg">
               <w:r>
                 <w:rPr>
                   <w:rFonts w:ascii="Arial" w:cs="Arial" w:eastAsia="Arial" w:hAnsi="Arial"/>
@@ -6960,7 +6960,7 @@
             <w:pPr>
               <w:spacing w:after="20" w:before="0"/>
             </w:pPr>
-            <w:hyperlink w:history="1" r:id="rIdqdvhvdkc3namtwwi5mhse">
+            <w:hyperlink w:history="1" r:id="rIdefvxi3ceb-fh1xb4v_ckh">
               <w:r>
                 <w:rPr>
                   <w:rFonts w:ascii="Arial" w:cs="Arial" w:eastAsia="Arial" w:hAnsi="Arial"/>
@@ -7009,7 +7009,7 @@
               <w:spacing w:after="10" w:before="0"/>
               <w:ind w:left="120"/>
             </w:pPr>
-            <w:hyperlink w:history="1" r:id="rIddcnogndg17efmh-rlwrvy">
+            <w:hyperlink w:history="1" r:id="rIdn6kjue62m4qw6bkrwglvy">
               <w:r>
                 <w:rPr>
                   <w:rFonts w:ascii="Arial" w:cs="Arial" w:eastAsia="Arial" w:hAnsi="Arial"/>
@@ -7054,7 +7054,7 @@
             <w:pPr>
               <w:spacing w:after="20" w:before="0"/>
             </w:pPr>
-            <w:hyperlink w:history="1" r:id="rId5t1hbkywwvqudsniw5_6b">
+            <w:hyperlink w:history="1" r:id="rIdghidjvkpjiagjvbrmqrg-">
               <w:r>
                 <w:rPr>
                   <w:rFonts w:ascii="Arial" w:cs="Arial" w:eastAsia="Arial" w:hAnsi="Arial"/>
@@ -7087,7 +7087,7 @@
               <w:spacing w:after="10" w:before="0"/>
               <w:ind w:left="120"/>
             </w:pPr>
-            <w:hyperlink w:history="1" r:id="rIdsndl9igqweoumb8qvsdzp">
+            <w:hyperlink w:history="1" r:id="rIdssuvcd8effvujrb4nlr2q">
               <w:r>
                 <w:rPr>
                   <w:rFonts w:ascii="Arial" w:cs="Arial" w:eastAsia="Arial" w:hAnsi="Arial"/>
@@ -7287,7 +7287,7 @@
             <w:pPr>
               <w:spacing w:after="20" w:before="0"/>
             </w:pPr>
-            <w:hyperlink w:history="1" r:id="rIdayf_umxnkimnmi86za8ez">
+            <w:hyperlink w:history="1" r:id="rIdjqjqmy6vr83bahjfwopbf">
               <w:r>
                 <w:rPr>
                   <w:rFonts w:ascii="Arial" w:cs="Arial" w:eastAsia="Arial" w:hAnsi="Arial"/>
@@ -7336,7 +7336,7 @@
               <w:spacing w:after="10" w:before="0"/>
               <w:ind w:left="120"/>
             </w:pPr>
-            <w:hyperlink w:history="1" r:id="rIdblxdakl1ydeoijuw44pcc">
+            <w:hyperlink w:history="1" r:id="rId6bu3022omrt3wv0ip9pwe">
               <w:r>
                 <w:rPr>
                   <w:rFonts w:ascii="Arial" w:cs="Arial" w:eastAsia="Arial" w:hAnsi="Arial"/>
@@ -7381,7 +7381,7 @@
             <w:pPr>
               <w:spacing w:after="20" w:before="0"/>
             </w:pPr>
-            <w:hyperlink w:history="1" r:id="rIdjuwwwzk3l5moggwqkf5hp">
+            <w:hyperlink w:history="1" r:id="rIdoweeqsrlwgalve0n9nvwx">
               <w:r>
                 <w:rPr>
                   <w:rFonts w:ascii="Arial" w:cs="Arial" w:eastAsia="Arial" w:hAnsi="Arial"/>
@@ -7414,7 +7414,7 @@
               <w:spacing w:after="10" w:before="0"/>
               <w:ind w:left="120"/>
             </w:pPr>
-            <w:hyperlink w:history="1" r:id="rIdyhtzv1xnkozky-dsjldcn">
+            <w:hyperlink w:history="1" r:id="rId6ql8gstd4weuecbgbxh3l">
               <w:r>
                 <w:rPr>
                   <w:rFonts w:ascii="Arial" w:cs="Arial" w:eastAsia="Arial" w:hAnsi="Arial"/>
@@ -7614,7 +7614,7 @@
             <w:pPr>
               <w:spacing w:after="20" w:before="0"/>
             </w:pPr>
-            <w:hyperlink w:history="1" r:id="rIdc9mmnu7krisne9xfiwpjq">
+            <w:hyperlink w:history="1" r:id="rIdna1ozjgtamrr5krpn12hw">
               <w:r>
                 <w:rPr>
                   <w:rFonts w:ascii="Arial" w:cs="Arial" w:eastAsia="Arial" w:hAnsi="Arial"/>
@@ -7663,7 +7663,7 @@
               <w:spacing w:after="10" w:before="0"/>
               <w:ind w:left="120"/>
             </w:pPr>
-            <w:hyperlink w:history="1" r:id="rId9rk2zp6l7f95spqhx5zoy">
+            <w:hyperlink w:history="1" r:id="rIdzb2c1grxjkveincn6dvpe">
               <w:r>
                 <w:rPr>
                   <w:rFonts w:ascii="Arial" w:cs="Arial" w:eastAsia="Arial" w:hAnsi="Arial"/>
@@ -7708,7 +7708,7 @@
             <w:pPr>
               <w:spacing w:after="20" w:before="0"/>
             </w:pPr>
-            <w:hyperlink w:history="1" r:id="rIdd4qdrw5icmmdsigbyeas_">
+            <w:hyperlink w:history="1" r:id="rIdsnmfmifws-2q6vs_0wfoo">
               <w:r>
                 <w:rPr>
                   <w:rFonts w:ascii="Arial" w:cs="Arial" w:eastAsia="Arial" w:hAnsi="Arial"/>
@@ -7757,7 +7757,7 @@
               <w:spacing w:after="10" w:before="0"/>
               <w:ind w:left="120"/>
             </w:pPr>
-            <w:hyperlink w:history="1" r:id="rIdwr3idptl1rd-nlgdhko5_">
+            <w:hyperlink w:history="1" r:id="rIdke7hjyyty12murfqqjbjt">
               <w:r>
                 <w:rPr>
                   <w:rFonts w:ascii="Arial" w:cs="Arial" w:eastAsia="Arial" w:hAnsi="Arial"/>
@@ -8282,7 +8282,7 @@
         </w:rPr>
         <w:t xml:space="preserve">© 2026 SeaVuria and ARES. Aligned with KICD objectives. Developed by SeaVuria; technical implementation by ARES (with AI assistance from Claude). Licensed under </w:t>
       </w:r>
-      <w:hyperlink w:history="1" r:id="rIdjayccxu_rdv1mqfx-4awu">
+      <w:hyperlink w:history="1" r:id="rId7bn8oxrh-p-vzu3whvoi1">
         <w:r>
           <w:rPr>
             <w:rFonts w:ascii="Arial" w:cs="Arial" w:eastAsia="Arial" w:hAnsi="Arial"/>
@@ -8303,7 +8303,7 @@
         </w:rPr>
         <w:t xml:space="preserve"> (</w:t>
       </w:r>
-      <w:hyperlink w:history="1" r:id="rIdkud7ojdxpmobkwv00z5oe">
+      <w:hyperlink w:history="1" r:id="rIdvfsijl7_ajpvng0bjnpnm">
         <w:r>
           <w:rPr>
             <w:rFonts w:ascii="Arial" w:cs="Arial" w:eastAsia="Arial" w:hAnsi="Arial"/>
@@ -9343,7 +9343,7 @@
             <w:pPr>
               <w:spacing w:after="20" w:before="0"/>
             </w:pPr>
-            <w:hyperlink w:history="1" r:id="rIdg2g2p2flb1nfjvcvkmg2e">
+            <w:hyperlink w:history="1" r:id="rIdnqimudz6rlgfv8prz9vzl">
               <w:r>
                 <w:rPr>
                   <w:rFonts w:ascii="Arial" w:cs="Arial" w:eastAsia="Arial" w:hAnsi="Arial"/>
@@ -9376,7 +9376,7 @@
               <w:spacing w:after="10" w:before="0"/>
               <w:ind w:left="120"/>
             </w:pPr>
-            <w:hyperlink w:history="1" r:id="rIdk_3v_e_qtwoldjypinzt_">
+            <w:hyperlink w:history="1" r:id="rId8h-7kac_kdtb5ww9yuhiw">
               <w:r>
                 <w:rPr>
                   <w:rFonts w:ascii="Arial" w:cs="Arial" w:eastAsia="Arial" w:hAnsi="Arial"/>
@@ -9421,7 +9421,7 @@
             <w:pPr>
               <w:spacing w:after="20" w:before="0"/>
             </w:pPr>
-            <w:hyperlink w:history="1" r:id="rIdxo6qglp0akec591c0v05s">
+            <w:hyperlink w:history="1" r:id="rIdfkoiiuo3zmqcbfu3vc9wo">
               <w:r>
                 <w:rPr>
                   <w:rFonts w:ascii="Arial" w:cs="Arial" w:eastAsia="Arial" w:hAnsi="Arial"/>
@@ -9454,7 +9454,7 @@
               <w:spacing w:after="10" w:before="0"/>
               <w:ind w:left="120"/>
             </w:pPr>
-            <w:hyperlink w:history="1" r:id="rIdavvogvv07z9qu1y9v5ywu">
+            <w:hyperlink w:history="1" r:id="rIdzsafzohb80ptklpdqzdmc">
               <w:r>
                 <w:rPr>
                   <w:rFonts w:ascii="Arial" w:cs="Arial" w:eastAsia="Arial" w:hAnsi="Arial"/>
@@ -9654,7 +9654,7 @@
             <w:pPr>
               <w:spacing w:after="20" w:before="0"/>
             </w:pPr>
-            <w:hyperlink w:history="1" r:id="rIdv9olmohu6a7zj7trfd46f">
+            <w:hyperlink w:history="1" r:id="rIdrmrestqhn9bqyd3ffdfvk">
               <w:r>
                 <w:rPr>
                   <w:rFonts w:ascii="Arial" w:cs="Arial" w:eastAsia="Arial" w:hAnsi="Arial"/>
@@ -9687,7 +9687,7 @@
               <w:spacing w:after="10" w:before="0"/>
               <w:ind w:left="120"/>
             </w:pPr>
-            <w:hyperlink w:history="1" r:id="rIdef4q4ue5okkwlmoyqce0c">
+            <w:hyperlink w:history="1" r:id="rIdh7caz4aumlzfyg_1aakmi">
               <w:r>
                 <w:rPr>
                   <w:rFonts w:ascii="Arial" w:cs="Arial" w:eastAsia="Arial" w:hAnsi="Arial"/>
@@ -9732,7 +9732,7 @@
             <w:pPr>
               <w:spacing w:after="20" w:before="0"/>
             </w:pPr>
-            <w:hyperlink w:history="1" r:id="rIdv02yjl5rrdqk18gcy_we6">
+            <w:hyperlink w:history="1" r:id="rIdlmfwwjz2zau3d9oexr-y7">
               <w:r>
                 <w:rPr>
                   <w:rFonts w:ascii="Arial" w:cs="Arial" w:eastAsia="Arial" w:hAnsi="Arial"/>
@@ -9765,7 +9765,7 @@
               <w:spacing w:after="10" w:before="0"/>
               <w:ind w:left="120"/>
             </w:pPr>
-            <w:hyperlink w:history="1" r:id="rId3qoxpmzvo43grhzcrsllh">
+            <w:hyperlink w:history="1" r:id="rIdqq2gszbmqnxbpwwsltu_q">
               <w:r>
                 <w:rPr>
                   <w:rFonts w:ascii="Arial" w:cs="Arial" w:eastAsia="Arial" w:hAnsi="Arial"/>
@@ -9965,7 +9965,7 @@
             <w:pPr>
               <w:spacing w:after="20" w:before="0"/>
             </w:pPr>
-            <w:hyperlink w:history="1" r:id="rIdej3lbmy8zqncmlhexr1vj">
+            <w:hyperlink w:history="1" r:id="rIdrijophakfxdxqq2b8dwsv">
               <w:r>
                 <w:rPr>
                   <w:rFonts w:ascii="Arial" w:cs="Arial" w:eastAsia="Arial" w:hAnsi="Arial"/>
@@ -10014,7 +10014,7 @@
               <w:spacing w:after="10" w:before="0"/>
               <w:ind w:left="120"/>
             </w:pPr>
-            <w:hyperlink w:history="1" r:id="rIdpzinwhhoql8o8tbnp6lyu">
+            <w:hyperlink w:history="1" r:id="rIdhykye4zsiqqj4fgfejilu">
               <w:r>
                 <w:rPr>
                   <w:rFonts w:ascii="Arial" w:cs="Arial" w:eastAsia="Arial" w:hAnsi="Arial"/>
@@ -10059,7 +10059,7 @@
             <w:pPr>
               <w:spacing w:after="20" w:before="0"/>
             </w:pPr>
-            <w:hyperlink w:history="1" r:id="rIdwmuyknae2yrhpxq6ybk0v">
+            <w:hyperlink w:history="1" r:id="rIdlbathdij7q16ruhwe3jr2">
               <w:r>
                 <w:rPr>
                   <w:rFonts w:ascii="Arial" w:cs="Arial" w:eastAsia="Arial" w:hAnsi="Arial"/>
@@ -10092,7 +10092,7 @@
               <w:spacing w:after="10" w:before="0"/>
               <w:ind w:left="120"/>
             </w:pPr>
-            <w:hyperlink w:history="1" r:id="rIdfs46osat8cq6v6f9as_6c">
+            <w:hyperlink w:history="1" r:id="rIdrvwgnyr5rvop0dvfkdihe">
               <w:r>
                 <w:rPr>
                   <w:rFonts w:ascii="Arial" w:cs="Arial" w:eastAsia="Arial" w:hAnsi="Arial"/>
@@ -10292,7 +10292,7 @@
             <w:pPr>
               <w:spacing w:after="20" w:before="0"/>
             </w:pPr>
-            <w:hyperlink w:history="1" r:id="rIdcgul86a-dxupds88ci5h7">
+            <w:hyperlink w:history="1" r:id="rId4ibol6kk_h4l43tjzgdes">
               <w:r>
                 <w:rPr>
                   <w:rFonts w:ascii="Arial" w:cs="Arial" w:eastAsia="Arial" w:hAnsi="Arial"/>
@@ -10341,7 +10341,7 @@
               <w:spacing w:after="10" w:before="0"/>
               <w:ind w:left="120"/>
             </w:pPr>
-            <w:hyperlink w:history="1" r:id="rIdbyib6heqaqrozrbxnjman">
+            <w:hyperlink w:history="1" r:id="rIdsq70nfincntt4d703urn_">
               <w:r>
                 <w:rPr>
                   <w:rFonts w:ascii="Arial" w:cs="Arial" w:eastAsia="Arial" w:hAnsi="Arial"/>
@@ -10386,7 +10386,7 @@
             <w:pPr>
               <w:spacing w:after="20" w:before="0"/>
             </w:pPr>
-            <w:hyperlink w:history="1" r:id="rIdnzt25l3-xsv0ikrpz19ue">
+            <w:hyperlink w:history="1" r:id="rIdapoq2udburpicfe-2ldiq">
               <w:r>
                 <w:rPr>
                   <w:rFonts w:ascii="Arial" w:cs="Arial" w:eastAsia="Arial" w:hAnsi="Arial"/>
@@ -10419,7 +10419,7 @@
               <w:spacing w:after="10" w:before="0"/>
               <w:ind w:left="120"/>
             </w:pPr>
-            <w:hyperlink w:history="1" r:id="rIddehb8adssdcc3jkynhi4s">
+            <w:hyperlink w:history="1" r:id="rIdk67eajrcpjz2n5vfjxs-j">
               <w:r>
                 <w:rPr>
                   <w:rFonts w:ascii="Arial" w:cs="Arial" w:eastAsia="Arial" w:hAnsi="Arial"/>
@@ -10619,7 +10619,7 @@
             <w:pPr>
               <w:spacing w:after="20" w:before="0"/>
             </w:pPr>
-            <w:hyperlink w:history="1" r:id="rIdhalihz5xbuxqgclu4a-fw">
+            <w:hyperlink w:history="1" r:id="rId6h7owhbvpkwvxvoblrgpf">
               <w:r>
                 <w:rPr>
                   <w:rFonts w:ascii="Arial" w:cs="Arial" w:eastAsia="Arial" w:hAnsi="Arial"/>
@@ -10668,7 +10668,7 @@
               <w:spacing w:after="10" w:before="0"/>
               <w:ind w:left="120"/>
             </w:pPr>
-            <w:hyperlink w:history="1" r:id="rId48b0krh-40zb6yyb8761r">
+            <w:hyperlink w:history="1" r:id="rIdzapf6cwqcryh7dzzv1xp8">
               <w:r>
                 <w:rPr>
                   <w:rFonts w:ascii="Arial" w:cs="Arial" w:eastAsia="Arial" w:hAnsi="Arial"/>
@@ -10713,7 +10713,7 @@
             <w:pPr>
               <w:spacing w:after="20" w:before="0"/>
             </w:pPr>
-            <w:hyperlink w:history="1" r:id="rIdow4lat4onjhuuhd7fe-_x">
+            <w:hyperlink w:history="1" r:id="rIdhkj4vuehx3hqoicufp16x">
               <w:r>
                 <w:rPr>
                   <w:rFonts w:ascii="Arial" w:cs="Arial" w:eastAsia="Arial" w:hAnsi="Arial"/>
@@ -10762,7 +10762,7 @@
               <w:spacing w:after="10" w:before="0"/>
               <w:ind w:left="120"/>
             </w:pPr>
-            <w:hyperlink w:history="1" r:id="rIde_itggqas9vaa3hrzolmk">
+            <w:hyperlink w:history="1" r:id="rIdhbt4d7rmbuh3umyun_6_0">
               <w:r>
                 <w:rPr>
                   <w:rFonts w:ascii="Arial" w:cs="Arial" w:eastAsia="Arial" w:hAnsi="Arial"/>
@@ -11287,7 +11287,7 @@
         </w:rPr>
         <w:t xml:space="preserve">© 2026 SeaVuria and ARES. Aligned with KICD objectives. Developed by SeaVuria; technical implementation by ARES (with AI assistance from Claude). Licensed under </w:t>
       </w:r>
-      <w:hyperlink w:history="1" r:id="rIdfpms5w-b0gcfmeztu4orf">
+      <w:hyperlink w:history="1" r:id="rId2cnnfetjyib8g0z8yomif">
         <w:r>
           <w:rPr>
             <w:rFonts w:ascii="Arial" w:cs="Arial" w:eastAsia="Arial" w:hAnsi="Arial"/>
@@ -11308,7 +11308,7 @@
         </w:rPr>
         <w:t xml:space="preserve"> (</w:t>
       </w:r>
-      <w:hyperlink w:history="1" r:id="rIdlzv_rk4xou70bz1mm8x-l">
+      <w:hyperlink w:history="1" r:id="rIdkrr9g4yrrceeruku4egjf">
         <w:r>
           <w:rPr>
             <w:rFonts w:ascii="Arial" w:cs="Arial" w:eastAsia="Arial" w:hAnsi="Arial"/>
@@ -12348,7 +12348,7 @@
             <w:pPr>
               <w:spacing w:after="20" w:before="0"/>
             </w:pPr>
-            <w:hyperlink w:history="1" r:id="rIdcnaypxyxj44aogwodxk58">
+            <w:hyperlink w:history="1" r:id="rIdfbmsk6lofnm0vwzra_oan">
               <w:r>
                 <w:rPr>
                   <w:rFonts w:ascii="Arial" w:cs="Arial" w:eastAsia="Arial" w:hAnsi="Arial"/>
@@ -12381,7 +12381,7 @@
               <w:spacing w:after="10" w:before="0"/>
               <w:ind w:left="120"/>
             </w:pPr>
-            <w:hyperlink w:history="1" r:id="rIdd92p3yqjecfyp8ulgqedp">
+            <w:hyperlink w:history="1" r:id="rIdzp9kigcboaoj-imy5pwqk">
               <w:r>
                 <w:rPr>
                   <w:rFonts w:ascii="Arial" w:cs="Arial" w:eastAsia="Arial" w:hAnsi="Arial"/>
@@ -12426,7 +12426,7 @@
             <w:pPr>
               <w:spacing w:after="20" w:before="0"/>
             </w:pPr>
-            <w:hyperlink w:history="1" r:id="rIdmq7n4zb3ubioyzyk5a_ep">
+            <w:hyperlink w:history="1" r:id="rId_u_ip01_q_x5cuehedssi">
               <w:r>
                 <w:rPr>
                   <w:rFonts w:ascii="Arial" w:cs="Arial" w:eastAsia="Arial" w:hAnsi="Arial"/>
@@ -12459,7 +12459,7 @@
               <w:spacing w:after="10" w:before="0"/>
               <w:ind w:left="120"/>
             </w:pPr>
-            <w:hyperlink w:history="1" r:id="rIdi8ptwzg7zfphvtlxbwpoc">
+            <w:hyperlink w:history="1" r:id="rIdyzlcegxfgmj-vc_ozn2e1">
               <w:r>
                 <w:rPr>
                   <w:rFonts w:ascii="Arial" w:cs="Arial" w:eastAsia="Arial" w:hAnsi="Arial"/>
@@ -12739,7 +12739,7 @@
             <w:pPr>
               <w:spacing w:after="20" w:before="0"/>
             </w:pPr>
-            <w:hyperlink w:history="1" r:id="rId2g7xd8ezqeb1jrwyn8li-">
+            <w:hyperlink w:history="1" r:id="rIdrmd0qckngbzhnq5rye17p">
               <w:r>
                 <w:rPr>
                   <w:rFonts w:ascii="Arial" w:cs="Arial" w:eastAsia="Arial" w:hAnsi="Arial"/>
@@ -12772,7 +12772,7 @@
               <w:spacing w:after="10" w:before="0"/>
               <w:ind w:left="120"/>
             </w:pPr>
-            <w:hyperlink w:history="1" r:id="rId7d6cy1wu5u9pfmzkctsb-">
+            <w:hyperlink w:history="1" r:id="rIdz1ji1z1sqscbxb33diwlg">
               <w:r>
                 <w:rPr>
                   <w:rFonts w:ascii="Arial" w:cs="Arial" w:eastAsia="Arial" w:hAnsi="Arial"/>
@@ -12817,7 +12817,7 @@
             <w:pPr>
               <w:spacing w:after="20" w:before="0"/>
             </w:pPr>
-            <w:hyperlink w:history="1" r:id="rId9hfcgkm0cw7c3svsmym04">
+            <w:hyperlink w:history="1" r:id="rIdhwa3b2cjyq9ef1qvt-m8w">
               <w:r>
                 <w:rPr>
                   <w:rFonts w:ascii="Arial" w:cs="Arial" w:eastAsia="Arial" w:hAnsi="Arial"/>
@@ -12850,7 +12850,7 @@
               <w:spacing w:after="10" w:before="0"/>
               <w:ind w:left="120"/>
             </w:pPr>
-            <w:hyperlink w:history="1" r:id="rIdbegim_zpowq3mooghf-wp">
+            <w:hyperlink w:history="1" r:id="rIdb1cdglt01ufx2gyqp5feq">
               <w:r>
                 <w:rPr>
                   <w:rFonts w:ascii="Arial" w:cs="Arial" w:eastAsia="Arial" w:hAnsi="Arial"/>
@@ -13170,7 +13170,7 @@
             <w:pPr>
               <w:spacing w:after="20" w:before="0"/>
             </w:pPr>
-            <w:hyperlink w:history="1" r:id="rIdng1avmzhcn_lwcbbrjum8">
+            <w:hyperlink w:history="1" r:id="rIdcbzdxznakqzfmhiv160gk">
               <w:r>
                 <w:rPr>
                   <w:rFonts w:ascii="Arial" w:cs="Arial" w:eastAsia="Arial" w:hAnsi="Arial"/>
@@ -13203,7 +13203,7 @@
               <w:spacing w:after="10" w:before="0"/>
               <w:ind w:left="120"/>
             </w:pPr>
-            <w:hyperlink w:history="1" r:id="rIdsb5fadg8fzpfnjy04yegh">
+            <w:hyperlink w:history="1" r:id="rIdjpme2pxjvnl2se21xev1a">
               <w:r>
                 <w:rPr>
                   <w:rFonts w:ascii="Arial" w:cs="Arial" w:eastAsia="Arial" w:hAnsi="Arial"/>
@@ -13248,7 +13248,7 @@
             <w:pPr>
               <w:spacing w:after="20" w:before="0"/>
             </w:pPr>
-            <w:hyperlink w:history="1" r:id="rIdlkjw26wgu4wvz1n-yqpef">
+            <w:hyperlink w:history="1" r:id="rIdyc0gd9czjq9nhm0gufxfb">
               <w:r>
                 <w:rPr>
                   <w:rFonts w:ascii="Arial" w:cs="Arial" w:eastAsia="Arial" w:hAnsi="Arial"/>
@@ -13297,7 +13297,7 @@
               <w:spacing w:after="10" w:before="0"/>
               <w:ind w:left="120"/>
             </w:pPr>
-            <w:hyperlink w:history="1" r:id="rIdby1ntazvanljmue3ckcal">
+            <w:hyperlink w:history="1" r:id="rIdk5kycz7icitlkyn4-gafx">
               <w:r>
                 <w:rPr>
                   <w:rFonts w:ascii="Arial" w:cs="Arial" w:eastAsia="Arial" w:hAnsi="Arial"/>
@@ -13617,7 +13617,7 @@
             <w:pPr>
               <w:spacing w:after="20" w:before="0"/>
             </w:pPr>
-            <w:hyperlink w:history="1" r:id="rIdnmu6dznmj0oqdcaxway04">
+            <w:hyperlink w:history="1" r:id="rIdb8vzmtaawnrjqetlm2ydl">
               <w:r>
                 <w:rPr>
                   <w:rFonts w:ascii="Arial" w:cs="Arial" w:eastAsia="Arial" w:hAnsi="Arial"/>
@@ -13650,7 +13650,7 @@
               <w:spacing w:after="10" w:before="0"/>
               <w:ind w:left="120"/>
             </w:pPr>
-            <w:hyperlink w:history="1" r:id="rIdwnzhiydeurzb8ftaubdky">
+            <w:hyperlink w:history="1" r:id="rIdsfj_29qkwh0w0yiw5-vfn">
               <w:r>
                 <w:rPr>
                   <w:rFonts w:ascii="Arial" w:cs="Arial" w:eastAsia="Arial" w:hAnsi="Arial"/>
@@ -13695,7 +13695,7 @@
             <w:pPr>
               <w:spacing w:after="20" w:before="0"/>
             </w:pPr>
-            <w:hyperlink w:history="1" r:id="rId7vjk8ro7efsfwvasgognb">
+            <w:hyperlink w:history="1" r:id="rIdsjcobp3-nxmgxm4pmufl4">
               <w:r>
                 <w:rPr>
                   <w:rFonts w:ascii="Arial" w:cs="Arial" w:eastAsia="Arial" w:hAnsi="Arial"/>
@@ -13744,7 +13744,7 @@
               <w:spacing w:after="10" w:before="0"/>
               <w:ind w:left="120"/>
             </w:pPr>
-            <w:hyperlink w:history="1" r:id="rIdg0zaum2jyh7ktffhvd19e">
+            <w:hyperlink w:history="1" r:id="rIdkgm4b-ikbgkiivo_exshe">
               <w:r>
                 <w:rPr>
                   <w:rFonts w:ascii="Arial" w:cs="Arial" w:eastAsia="Arial" w:hAnsi="Arial"/>
@@ -14044,7 +14044,7 @@
             <w:pPr>
               <w:spacing w:after="20" w:before="0"/>
             </w:pPr>
-            <w:hyperlink w:history="1" r:id="rIdsafdamsrzamivaav6abvw">
+            <w:hyperlink w:history="1" r:id="rIdxtbcqzcjpvjnubfreqc-v">
               <w:r>
                 <w:rPr>
                   <w:rFonts w:ascii="Arial" w:cs="Arial" w:eastAsia="Arial" w:hAnsi="Arial"/>
@@ -14093,7 +14093,7 @@
               <w:spacing w:after="10" w:before="0"/>
               <w:ind w:left="120"/>
             </w:pPr>
-            <w:hyperlink w:history="1" r:id="rIdyqpiixabzgqkzbob8ydsa">
+            <w:hyperlink w:history="1" r:id="rId8jz2fyqebv9vbllo7vex4">
               <w:r>
                 <w:rPr>
                   <w:rFonts w:ascii="Arial" w:cs="Arial" w:eastAsia="Arial" w:hAnsi="Arial"/>
@@ -14138,7 +14138,7 @@
             <w:pPr>
               <w:spacing w:after="20" w:before="0"/>
             </w:pPr>
-            <w:hyperlink w:history="1" r:id="rIdlyvcbptp0nsodmyvkqycn">
+            <w:hyperlink w:history="1" r:id="rIdaln4gmtuppt_rn1_zbp-_">
               <w:r>
                 <w:rPr>
                   <w:rFonts w:ascii="Arial" w:cs="Arial" w:eastAsia="Arial" w:hAnsi="Arial"/>
@@ -14187,7 +14187,7 @@
               <w:spacing w:after="10" w:before="0"/>
               <w:ind w:left="120"/>
             </w:pPr>
-            <w:hyperlink w:history="1" r:id="rId-z4ls2m9aghg4lpocqzei">
+            <w:hyperlink w:history="1" r:id="rIdqyp78dnazsze22dkydfg2">
               <w:r>
                 <w:rPr>
                   <w:rFonts w:ascii="Arial" w:cs="Arial" w:eastAsia="Arial" w:hAnsi="Arial"/>
@@ -14832,7 +14832,7 @@
         </w:rPr>
         <w:t xml:space="preserve">© 2026 SeaVuria and ARES. Aligned with KICD objectives. Developed by SeaVuria; technical implementation by ARES (with AI assistance from Claude). Licensed under </w:t>
       </w:r>
-      <w:hyperlink w:history="1" r:id="rIdzx1xzgxjsv2dzceocbqo2">
+      <w:hyperlink w:history="1" r:id="rIdsaupasloqced9zzoq6uxt">
         <w:r>
           <w:rPr>
             <w:rFonts w:ascii="Arial" w:cs="Arial" w:eastAsia="Arial" w:hAnsi="Arial"/>
@@ -14853,7 +14853,7 @@
         </w:rPr>
         <w:t xml:space="preserve"> (</w:t>
       </w:r>
-      <w:hyperlink w:history="1" r:id="rId2bolud8qtjgmdrlhs_skw">
+      <w:hyperlink w:history="1" r:id="rIdmie1lnk7p279cdqb2equ8">
         <w:r>
           <w:rPr>
             <w:rFonts w:ascii="Arial" w:cs="Arial" w:eastAsia="Arial" w:hAnsi="Arial"/>
@@ -15893,7 +15893,7 @@
             <w:pPr>
               <w:spacing w:after="20" w:before="0"/>
             </w:pPr>
-            <w:hyperlink w:history="1" r:id="rIdh4hb-soattd5equ5rvrq8">
+            <w:hyperlink w:history="1" r:id="rIdkfk05w-xjdhpjshz3bbfi">
               <w:r>
                 <w:rPr>
                   <w:rFonts w:ascii="Arial" w:cs="Arial" w:eastAsia="Arial" w:hAnsi="Arial"/>
@@ -15926,7 +15926,7 @@
               <w:spacing w:after="10" w:before="0"/>
               <w:ind w:left="120"/>
             </w:pPr>
-            <w:hyperlink w:history="1" r:id="rIduym0nul_sp_v9wvlax0b1">
+            <w:hyperlink w:history="1" r:id="rIdf2timik-p1jnmthjrb3t8">
               <w:r>
                 <w:rPr>
                   <w:rFonts w:ascii="Arial" w:cs="Arial" w:eastAsia="Arial" w:hAnsi="Arial"/>
@@ -15971,7 +15971,7 @@
             <w:pPr>
               <w:spacing w:after="20" w:before="0"/>
             </w:pPr>
-            <w:hyperlink w:history="1" r:id="rIdskystp94xiistp5wdmiwu">
+            <w:hyperlink w:history="1" r:id="rIdvekkh9igduy9bptmowohs">
               <w:r>
                 <w:rPr>
                   <w:rFonts w:ascii="Arial" w:cs="Arial" w:eastAsia="Arial" w:hAnsi="Arial"/>
@@ -16004,7 +16004,7 @@
               <w:spacing w:after="10" w:before="0"/>
               <w:ind w:left="120"/>
             </w:pPr>
-            <w:hyperlink w:history="1" r:id="rIdj2ey4d1oqh2sge0_7m15j">
+            <w:hyperlink w:history="1" r:id="rIdhjla_x0hylmrdlih8r-q0">
               <w:r>
                 <w:rPr>
                   <w:rFonts w:ascii="Arial" w:cs="Arial" w:eastAsia="Arial" w:hAnsi="Arial"/>
@@ -16204,7 +16204,7 @@
             <w:pPr>
               <w:spacing w:after="20" w:before="0"/>
             </w:pPr>
-            <w:hyperlink w:history="1" r:id="rId8vzpq3ahbhxee2kwtzxnd">
+            <w:hyperlink w:history="1" r:id="rIdojg1ezoidoknvqqnk1o04">
               <w:r>
                 <w:rPr>
                   <w:rFonts w:ascii="Arial" w:cs="Arial" w:eastAsia="Arial" w:hAnsi="Arial"/>
@@ -16237,7 +16237,7 @@
               <w:spacing w:after="10" w:before="0"/>
               <w:ind w:left="120"/>
             </w:pPr>
-            <w:hyperlink w:history="1" r:id="rIdwnagwejlr70g_f1uznerb">
+            <w:hyperlink w:history="1" r:id="rIdrvyvhlac3_m1d1pwh94s7">
               <w:r>
                 <w:rPr>
                   <w:rFonts w:ascii="Arial" w:cs="Arial" w:eastAsia="Arial" w:hAnsi="Arial"/>
@@ -16282,7 +16282,7 @@
             <w:pPr>
               <w:spacing w:after="20" w:before="0"/>
             </w:pPr>
-            <w:hyperlink w:history="1" r:id="rIdwuabx81vhqmpi2zdyqexx">
+            <w:hyperlink w:history="1" r:id="rIdcofuko6_uxiuommxjizyx">
               <w:r>
                 <w:rPr>
                   <w:rFonts w:ascii="Arial" w:cs="Arial" w:eastAsia="Arial" w:hAnsi="Arial"/>
@@ -16315,7 +16315,7 @@
               <w:spacing w:after="10" w:before="0"/>
               <w:ind w:left="120"/>
             </w:pPr>
-            <w:hyperlink w:history="1" r:id="rIdaiqgvnwwiftifoh_oi1rz">
+            <w:hyperlink w:history="1" r:id="rIdwp3cfmd3rtl4zha9pqs-8">
               <w:r>
                 <w:rPr>
                   <w:rFonts w:ascii="Arial" w:cs="Arial" w:eastAsia="Arial" w:hAnsi="Arial"/>
@@ -16515,7 +16515,7 @@
             <w:pPr>
               <w:spacing w:after="20" w:before="0"/>
             </w:pPr>
-            <w:hyperlink w:history="1" r:id="rIdxl8cswviivsu3_qvv6old">
+            <w:hyperlink w:history="1" r:id="rIdly6hdfdkupe7tq_zways4">
               <w:r>
                 <w:rPr>
                   <w:rFonts w:ascii="Arial" w:cs="Arial" w:eastAsia="Arial" w:hAnsi="Arial"/>
@@ -16548,7 +16548,7 @@
               <w:spacing w:after="10" w:before="0"/>
               <w:ind w:left="120"/>
             </w:pPr>
-            <w:hyperlink w:history="1" r:id="rIdhihy0myngwexr27ekhn8f">
+            <w:hyperlink w:history="1" r:id="rId2rj81we6sgsdbcobum5zv">
               <w:r>
                 <w:rPr>
                   <w:rFonts w:ascii="Arial" w:cs="Arial" w:eastAsia="Arial" w:hAnsi="Arial"/>
@@ -16593,7 +16593,7 @@
             <w:pPr>
               <w:spacing w:after="20" w:before="0"/>
             </w:pPr>
-            <w:hyperlink w:history="1" r:id="rIdm0eqm_z0cgtdvxlc-8z0x">
+            <w:hyperlink w:history="1" r:id="rIdy3gatyacmdwfqmfmt9akf">
               <w:r>
                 <w:rPr>
                   <w:rFonts w:ascii="Arial" w:cs="Arial" w:eastAsia="Arial" w:hAnsi="Arial"/>
@@ -16626,7 +16626,7 @@
               <w:spacing w:after="10" w:before="0"/>
               <w:ind w:left="120"/>
             </w:pPr>
-            <w:hyperlink w:history="1" r:id="rId8eevc8ib_vwaiuiwiqkzz">
+            <w:hyperlink w:history="1" r:id="rIdiyge-42n0a4f9axhfuqty">
               <w:r>
                 <w:rPr>
                   <w:rFonts w:ascii="Arial" w:cs="Arial" w:eastAsia="Arial" w:hAnsi="Arial"/>
@@ -16826,7 +16826,7 @@
             <w:pPr>
               <w:spacing w:after="20" w:before="0"/>
             </w:pPr>
-            <w:hyperlink w:history="1" r:id="rId9ob9seewhbryxrttd7iws">
+            <w:hyperlink w:history="1" r:id="rIdve6k_yrjnkkdrkxw6itjy">
               <w:r>
                 <w:rPr>
                   <w:rFonts w:ascii="Arial" w:cs="Arial" w:eastAsia="Arial" w:hAnsi="Arial"/>
@@ -16859,7 +16859,7 @@
               <w:spacing w:after="10" w:before="0"/>
               <w:ind w:left="120"/>
             </w:pPr>
-            <w:hyperlink w:history="1" r:id="rIdwzyrdc912asf_lro1o7fz">
+            <w:hyperlink w:history="1" r:id="rIdvvslj3dchbgccqnziw9h3">
               <w:r>
                 <w:rPr>
                   <w:rFonts w:ascii="Arial" w:cs="Arial" w:eastAsia="Arial" w:hAnsi="Arial"/>
@@ -16904,7 +16904,7 @@
             <w:pPr>
               <w:spacing w:after="20" w:before="0"/>
             </w:pPr>
-            <w:hyperlink w:history="1" r:id="rIdkg7rrfasymhejnj2qkjcy">
+            <w:hyperlink w:history="1" r:id="rIddnpylgytg_ogbt1ok4p4v">
               <w:r>
                 <w:rPr>
                   <w:rFonts w:ascii="Arial" w:cs="Arial" w:eastAsia="Arial" w:hAnsi="Arial"/>
@@ -16937,7 +16937,7 @@
               <w:spacing w:after="10" w:before="0"/>
               <w:ind w:left="120"/>
             </w:pPr>
-            <w:hyperlink w:history="1" r:id="rId2g4wdfvqs3d3y1hbkvrdq">
+            <w:hyperlink w:history="1" r:id="rIdruvpvsddptehvi36tlpjx">
               <w:r>
                 <w:rPr>
                   <w:rFonts w:ascii="Arial" w:cs="Arial" w:eastAsia="Arial" w:hAnsi="Arial"/>
@@ -17137,7 +17137,7 @@
             <w:pPr>
               <w:spacing w:after="20" w:before="0"/>
             </w:pPr>
-            <w:hyperlink w:history="1" r:id="rIdrirdeccsotyjd0m0bmpm1">
+            <w:hyperlink w:history="1" r:id="rIdtmyfaq2seosn4bajexpk4">
               <w:r>
                 <w:rPr>
                   <w:rFonts w:ascii="Arial" w:cs="Arial" w:eastAsia="Arial" w:hAnsi="Arial"/>
@@ -17170,7 +17170,7 @@
               <w:spacing w:after="10" w:before="0"/>
               <w:ind w:left="120"/>
             </w:pPr>
-            <w:hyperlink w:history="1" r:id="rIditi_c0dp9woejxofhih_d">
+            <w:hyperlink w:history="1" r:id="rId0fckp9ohkywh6xccthapd">
               <w:r>
                 <w:rPr>
                   <w:rFonts w:ascii="Arial" w:cs="Arial" w:eastAsia="Arial" w:hAnsi="Arial"/>
@@ -17215,7 +17215,7 @@
             <w:pPr>
               <w:spacing w:after="20" w:before="0"/>
             </w:pPr>
-            <w:hyperlink w:history="1" r:id="rIdz-dtdkvjmzqhjp4e_pa78">
+            <w:hyperlink w:history="1" r:id="rIddwosylmhuqbrwjj4jrtgk">
               <w:r>
                 <w:rPr>
                   <w:rFonts w:ascii="Arial" w:cs="Arial" w:eastAsia="Arial" w:hAnsi="Arial"/>
@@ -17248,7 +17248,7 @@
               <w:spacing w:after="10" w:before="0"/>
               <w:ind w:left="120"/>
             </w:pPr>
-            <w:hyperlink w:history="1" r:id="rIdqdooiu1r2o0-y1d5pahvp">
+            <w:hyperlink w:history="1" r:id="rIdfcumyukvvg12uiyn8zt7h">
               <w:r>
                 <w:rPr>
                   <w:rFonts w:ascii="Arial" w:cs="Arial" w:eastAsia="Arial" w:hAnsi="Arial"/>
@@ -17773,7 +17773,7 @@
         </w:rPr>
         <w:t xml:space="preserve">© 2026 SeaVuria and ARES. Aligned with KICD objectives. Developed by SeaVuria; technical implementation by ARES (with AI assistance from Claude). Licensed under </w:t>
       </w:r>
-      <w:hyperlink w:history="1" r:id="rIdfrb28v_-dcas9dbvokmyt">
+      <w:hyperlink w:history="1" r:id="rIdx8lr0bpdbabb8jcz5uifg">
         <w:r>
           <w:rPr>
             <w:rFonts w:ascii="Arial" w:cs="Arial" w:eastAsia="Arial" w:hAnsi="Arial"/>
@@ -17794,7 +17794,7 @@
         </w:rPr>
         <w:t xml:space="preserve"> (</w:t>
       </w:r>
-      <w:hyperlink w:history="1" r:id="rIdcuxgrzy2jnhip0vg_6oza">
+      <w:hyperlink w:history="1" r:id="rIdjcpwqbd0vyi8bhhul-mgx">
         <w:r>
           <w:rPr>
             <w:rFonts w:ascii="Arial" w:cs="Arial" w:eastAsia="Arial" w:hAnsi="Arial"/>
@@ -18834,7 +18834,7 @@
             <w:pPr>
               <w:spacing w:after="20" w:before="0"/>
             </w:pPr>
-            <w:hyperlink w:history="1" r:id="rIdyb_wdlmjkbhqinlvher_z">
+            <w:hyperlink w:history="1" r:id="rIdp3ckf9rnb5trngpjjj4d-">
               <w:r>
                 <w:rPr>
                   <w:rFonts w:ascii="Arial" w:cs="Arial" w:eastAsia="Arial" w:hAnsi="Arial"/>
@@ -18867,7 +18867,7 @@
               <w:spacing w:after="10" w:before="0"/>
               <w:ind w:left="120"/>
             </w:pPr>
-            <w:hyperlink w:history="1" r:id="rId2hms6nmzdnfvn0fgio67j">
+            <w:hyperlink w:history="1" r:id="rIdafvoww063s7xptbph3pur">
               <w:r>
                 <w:rPr>
                   <w:rFonts w:ascii="Arial" w:cs="Arial" w:eastAsia="Arial" w:hAnsi="Arial"/>
@@ -18912,7 +18912,7 @@
             <w:pPr>
               <w:spacing w:after="20" w:before="0"/>
             </w:pPr>
-            <w:hyperlink w:history="1" r:id="rIdfrczfnp6rk1j7t8hdfa61">
+            <w:hyperlink w:history="1" r:id="rIdym72cqpblyqhgvnulser_">
               <w:r>
                 <w:rPr>
                   <w:rFonts w:ascii="Arial" w:cs="Arial" w:eastAsia="Arial" w:hAnsi="Arial"/>
@@ -18945,7 +18945,7 @@
               <w:spacing w:after="10" w:before="0"/>
               <w:ind w:left="120"/>
             </w:pPr>
-            <w:hyperlink w:history="1" r:id="rIdd6xsurwbdldvebip8xjnb">
+            <w:hyperlink w:history="1" r:id="rIdtoowba7oq9hvuybg1xisp">
               <w:r>
                 <w:rPr>
                   <w:rFonts w:ascii="Arial" w:cs="Arial" w:eastAsia="Arial" w:hAnsi="Arial"/>
@@ -19265,7 +19265,7 @@
             <w:pPr>
               <w:spacing w:after="20" w:before="0"/>
             </w:pPr>
-            <w:hyperlink w:history="1" r:id="rIdffg7br965biaf6z4b2hmp">
+            <w:hyperlink w:history="1" r:id="rId94-_negtnjncmd1i8spnh">
               <w:r>
                 <w:rPr>
                   <w:rFonts w:ascii="Arial" w:cs="Arial" w:eastAsia="Arial" w:hAnsi="Arial"/>
@@ -19298,7 +19298,7 @@
               <w:spacing w:after="10" w:before="0"/>
               <w:ind w:left="120"/>
             </w:pPr>
-            <w:hyperlink w:history="1" r:id="rIdkjk4ovktwdldhbzekonj9">
+            <w:hyperlink w:history="1" r:id="rIdhovdzmfs8ienvlksxqbik">
               <w:r>
                 <w:rPr>
                   <w:rFonts w:ascii="Arial" w:cs="Arial" w:eastAsia="Arial" w:hAnsi="Arial"/>
@@ -19343,7 +19343,7 @@
             <w:pPr>
               <w:spacing w:after="20" w:before="0"/>
             </w:pPr>
-            <w:hyperlink w:history="1" r:id="rIdfwevxuy4ycgccr1gd-ef2">
+            <w:hyperlink w:history="1" r:id="rId0lss4nogd0q5-8ynf8kqq">
               <w:r>
                 <w:rPr>
                   <w:rFonts w:ascii="Arial" w:cs="Arial" w:eastAsia="Arial" w:hAnsi="Arial"/>
@@ -19376,7 +19376,7 @@
               <w:spacing w:after="10" w:before="0"/>
               <w:ind w:left="120"/>
             </w:pPr>
-            <w:hyperlink w:history="1" r:id="rIdlvlmgxlnzbtczrd7qnv5x">
+            <w:hyperlink w:history="1" r:id="rIdo8oi_kvw-oq1uthtc_t-5">
               <w:r>
                 <w:rPr>
                   <w:rFonts w:ascii="Arial" w:cs="Arial" w:eastAsia="Arial" w:hAnsi="Arial"/>
@@ -19856,7 +19856,7 @@
             <w:pPr>
               <w:spacing w:after="20" w:before="0"/>
             </w:pPr>
-            <w:hyperlink w:history="1" r:id="rId_hivh_indwbmk63zffms5">
+            <w:hyperlink w:history="1" r:id="rId2d1ci_5eo0rnbszkc0fhu">
               <w:r>
                 <w:rPr>
                   <w:rFonts w:ascii="Arial" w:cs="Arial" w:eastAsia="Arial" w:hAnsi="Arial"/>
@@ -19889,7 +19889,7 @@
               <w:spacing w:after="10" w:before="0"/>
               <w:ind w:left="120"/>
             </w:pPr>
-            <w:hyperlink w:history="1" r:id="rIdgmn1yfgekqdnai6x0tfjq">
+            <w:hyperlink w:history="1" r:id="rIdy8xkymiaflxbprn3aovmj">
               <w:r>
                 <w:rPr>
                   <w:rFonts w:ascii="Arial" w:cs="Arial" w:eastAsia="Arial" w:hAnsi="Arial"/>
@@ -19934,7 +19934,7 @@
             <w:pPr>
               <w:spacing w:after="20" w:before="0"/>
             </w:pPr>
-            <w:hyperlink w:history="1" r:id="rId16rxefyxditakq7gvxt2l">
+            <w:hyperlink w:history="1" r:id="rIdbpcgzgds8iondlar615a8">
               <w:r>
                 <w:rPr>
                   <w:rFonts w:ascii="Arial" w:cs="Arial" w:eastAsia="Arial" w:hAnsi="Arial"/>
@@ -19983,7 +19983,7 @@
               <w:spacing w:after="10" w:before="0"/>
               <w:ind w:left="120"/>
             </w:pPr>
-            <w:hyperlink w:history="1" r:id="rIdvvljhmuo-8wplexpwytlx">
+            <w:hyperlink w:history="1" r:id="rIdu-8hfocu_gqzvsqj4nhku">
               <w:r>
                 <w:rPr>
                   <w:rFonts w:ascii="Arial" w:cs="Arial" w:eastAsia="Arial" w:hAnsi="Arial"/>
@@ -20583,7 +20583,7 @@
             <w:pPr>
               <w:spacing w:after="20" w:before="0"/>
             </w:pPr>
-            <w:hyperlink w:history="1" r:id="rIdkfkbqvdtyuodkf7nyj05l">
+            <w:hyperlink w:history="1" r:id="rIdvx57relg1urgsrnok0wlj">
               <w:r>
                 <w:rPr>
                   <w:rFonts w:ascii="Arial" w:cs="Arial" w:eastAsia="Arial" w:hAnsi="Arial"/>
@@ -20616,7 +20616,7 @@
               <w:spacing w:after="10" w:before="0"/>
               <w:ind w:left="120"/>
             </w:pPr>
-            <w:hyperlink w:history="1" r:id="rId6pnjofzhnxxsgnqnnywg9">
+            <w:hyperlink w:history="1" r:id="rIdwqe7jv-vjgfiekxse_yuo">
               <w:r>
                 <w:rPr>
                   <w:rFonts w:ascii="Arial" w:cs="Arial" w:eastAsia="Arial" w:hAnsi="Arial"/>
@@ -20661,7 +20661,7 @@
             <w:pPr>
               <w:spacing w:after="20" w:before="0"/>
             </w:pPr>
-            <w:hyperlink w:history="1" r:id="rIdolteyl4ny_sfv4hqc3uks">
+            <w:hyperlink w:history="1" r:id="rId3bygu9kqk3nzty-xqgr9z">
               <w:r>
                 <w:rPr>
                   <w:rFonts w:ascii="Arial" w:cs="Arial" w:eastAsia="Arial" w:hAnsi="Arial"/>
@@ -20710,7 +20710,7 @@
               <w:spacing w:after="10" w:before="0"/>
               <w:ind w:left="120"/>
             </w:pPr>
-            <w:hyperlink w:history="1" r:id="rIdauz1vauf--lcgcacx8ulm">
+            <w:hyperlink w:history="1" r:id="rIdxpimivdb6mzoxfeta6jri">
               <w:r>
                 <w:rPr>
                   <w:rFonts w:ascii="Arial" w:cs="Arial" w:eastAsia="Arial" w:hAnsi="Arial"/>
@@ -20990,7 +20990,7 @@
             <w:pPr>
               <w:spacing w:after="20" w:before="0"/>
             </w:pPr>
-            <w:hyperlink w:history="1" r:id="rIdqtr0d43m_skfl6oyjjfo2">
+            <w:hyperlink w:history="1" r:id="rId2vntqarj8yxzpl0skq09s">
               <w:r>
                 <w:rPr>
                   <w:rFonts w:ascii="Arial" w:cs="Arial" w:eastAsia="Arial" w:hAnsi="Arial"/>
@@ -21023,7 +21023,7 @@
               <w:spacing w:after="10" w:before="0"/>
               <w:ind w:left="120"/>
             </w:pPr>
-            <w:hyperlink w:history="1" r:id="rIdywuxxy14v-g5-ivbq6vqm">
+            <w:hyperlink w:history="1" r:id="rIdkauksyxjcyjfhmrh7qvib">
               <w:r>
                 <w:rPr>
                   <w:rFonts w:ascii="Arial" w:cs="Arial" w:eastAsia="Arial" w:hAnsi="Arial"/>
@@ -21068,7 +21068,7 @@
             <w:pPr>
               <w:spacing w:after="20" w:before="0"/>
             </w:pPr>
-            <w:hyperlink w:history="1" r:id="rIdvg2sw-etuedfosf_tynmu">
+            <w:hyperlink w:history="1" r:id="rIdpsvyoip2a4zkglrwpm5qw">
               <w:r>
                 <w:rPr>
                   <w:rFonts w:ascii="Arial" w:cs="Arial" w:eastAsia="Arial" w:hAnsi="Arial"/>
@@ -21117,7 +21117,7 @@
               <w:spacing w:after="10" w:before="0"/>
               <w:ind w:left="120"/>
             </w:pPr>
-            <w:hyperlink w:history="1" r:id="rIdnexwupqxmm2rpsor_6o5_">
+            <w:hyperlink w:history="1" r:id="rIdwqt7g-jymxspp4_i81bj6">
               <w:r>
                 <w:rPr>
                   <w:rFonts w:ascii="Arial" w:cs="Arial" w:eastAsia="Arial" w:hAnsi="Arial"/>
@@ -21842,7 +21842,7 @@
         </w:rPr>
         <w:t xml:space="preserve">© 2026 SeaVuria and ARES. Aligned with KICD objectives. Developed by SeaVuria; technical implementation by ARES (with AI assistance from Claude). Licensed under </w:t>
       </w:r>
-      <w:hyperlink w:history="1" r:id="rIde4qwpt7xdj6wxvdnkqnld">
+      <w:hyperlink w:history="1" r:id="rIdiq9qiizop2-h8dmtaj3ke">
         <w:r>
           <w:rPr>
             <w:rFonts w:ascii="Arial" w:cs="Arial" w:eastAsia="Arial" w:hAnsi="Arial"/>
@@ -21863,7 +21863,7 @@
         </w:rPr>
         <w:t xml:space="preserve"> (</w:t>
       </w:r>
-      <w:hyperlink w:history="1" r:id="rId-cwhh_iguxql12bmxxmsk">
+      <w:hyperlink w:history="1" r:id="rIdrjogah2y9ocyc9mp8b-84">
         <w:r>
           <w:rPr>
             <w:rFonts w:ascii="Arial" w:cs="Arial" w:eastAsia="Arial" w:hAnsi="Arial"/>
@@ -22903,7 +22903,7 @@
             <w:pPr>
               <w:spacing w:after="20" w:before="0"/>
             </w:pPr>
-            <w:hyperlink w:history="1" r:id="rIdbk6v5jhdnsm0qg18xprmj">
+            <w:hyperlink w:history="1" r:id="rId6i_da3fx2v9g5qotsg_m6">
               <w:r>
                 <w:rPr>
                   <w:rFonts w:ascii="Arial" w:cs="Arial" w:eastAsia="Arial" w:hAnsi="Arial"/>
@@ -22936,7 +22936,7 @@
               <w:spacing w:after="10" w:before="0"/>
               <w:ind w:left="120"/>
             </w:pPr>
-            <w:hyperlink w:history="1" r:id="rIdx3d0cg6oe1y61_cb1xbfl">
+            <w:hyperlink w:history="1" r:id="rIdvycyxclpng03rggexbxqa">
               <w:r>
                 <w:rPr>
                   <w:rFonts w:ascii="Arial" w:cs="Arial" w:eastAsia="Arial" w:hAnsi="Arial"/>
@@ -22981,7 +22981,7 @@
             <w:pPr>
               <w:spacing w:after="20" w:before="0"/>
             </w:pPr>
-            <w:hyperlink w:history="1" r:id="rIdwf5lhlh7ofggdrf8cyimc">
+            <w:hyperlink w:history="1" r:id="rIdzh_t3frsmcwlof5huqnqw">
               <w:r>
                 <w:rPr>
                   <w:rFonts w:ascii="Arial" w:cs="Arial" w:eastAsia="Arial" w:hAnsi="Arial"/>
@@ -23014,7 +23014,7 @@
               <w:spacing w:after="10" w:before="0"/>
               <w:ind w:left="120"/>
             </w:pPr>
-            <w:hyperlink w:history="1" r:id="rId6twa9pldle7e791qc6o5h">
+            <w:hyperlink w:history="1" r:id="rIdqnsylu8wgx6lhgr0uspng">
               <w:r>
                 <w:rPr>
                   <w:rFonts w:ascii="Arial" w:cs="Arial" w:eastAsia="Arial" w:hAnsi="Arial"/>
@@ -23214,7 +23214,7 @@
             <w:pPr>
               <w:spacing w:after="20" w:before="0"/>
             </w:pPr>
-            <w:hyperlink w:history="1" r:id="rIdsjinmrqemlalxo3-osg1m">
+            <w:hyperlink w:history="1" r:id="rId1vhsyh7m0ktg3vflqt4o7">
               <w:r>
                 <w:rPr>
                   <w:rFonts w:ascii="Arial" w:cs="Arial" w:eastAsia="Arial" w:hAnsi="Arial"/>
@@ -23247,7 +23247,7 @@
               <w:spacing w:after="10" w:before="0"/>
               <w:ind w:left="120"/>
             </w:pPr>
-            <w:hyperlink w:history="1" r:id="rIdatugtrhtjoglbimy2awg5">
+            <w:hyperlink w:history="1" r:id="rIdiv1dvzj8vlsyr8ujkoujf">
               <w:r>
                 <w:rPr>
                   <w:rFonts w:ascii="Arial" w:cs="Arial" w:eastAsia="Arial" w:hAnsi="Arial"/>
@@ -23292,7 +23292,7 @@
             <w:pPr>
               <w:spacing w:after="20" w:before="0"/>
             </w:pPr>
-            <w:hyperlink w:history="1" r:id="rIdfetrgwdknyr21thvhevsl">
+            <w:hyperlink w:history="1" r:id="rIdwafa1azsyasrw1en6dok3">
               <w:r>
                 <w:rPr>
                   <w:rFonts w:ascii="Arial" w:cs="Arial" w:eastAsia="Arial" w:hAnsi="Arial"/>
@@ -23325,7 +23325,7 @@
               <w:spacing w:after="10" w:before="0"/>
               <w:ind w:left="120"/>
             </w:pPr>
-            <w:hyperlink w:history="1" r:id="rId5kymo-kuxkdc1upnra_le">
+            <w:hyperlink w:history="1" r:id="rIdoj2imdy8pvhn-8w5zwgc5">
               <w:r>
                 <w:rPr>
                   <w:rFonts w:ascii="Arial" w:cs="Arial" w:eastAsia="Arial" w:hAnsi="Arial"/>
@@ -23525,7 +23525,7 @@
             <w:pPr>
               <w:spacing w:after="20" w:before="0"/>
             </w:pPr>
-            <w:hyperlink w:history="1" r:id="rId0ubvz-r8xwfckpubtsghw">
+            <w:hyperlink w:history="1" r:id="rIdmmoochzwtirvdf6qzv0ex">
               <w:r>
                 <w:rPr>
                   <w:rFonts w:ascii="Arial" w:cs="Arial" w:eastAsia="Arial" w:hAnsi="Arial"/>
@@ -23558,7 +23558,7 @@
               <w:spacing w:after="10" w:before="0"/>
               <w:ind w:left="120"/>
             </w:pPr>
-            <w:hyperlink w:history="1" r:id="rIdyje0pwyafxcmjj01qxor2">
+            <w:hyperlink w:history="1" r:id="rIdtaurbonolyvs9nntd9vvp">
               <w:r>
                 <w:rPr>
                   <w:rFonts w:ascii="Arial" w:cs="Arial" w:eastAsia="Arial" w:hAnsi="Arial"/>
@@ -23603,7 +23603,7 @@
             <w:pPr>
               <w:spacing w:after="20" w:before="0"/>
             </w:pPr>
-            <w:hyperlink w:history="1" r:id="rIdtzupjaajuh3lmhryaixsh">
+            <w:hyperlink w:history="1" r:id="rIdhmxekxjegjeay6sztgvrx">
               <w:r>
                 <w:rPr>
                   <w:rFonts w:ascii="Arial" w:cs="Arial" w:eastAsia="Arial" w:hAnsi="Arial"/>
@@ -23636,7 +23636,7 @@
               <w:spacing w:after="10" w:before="0"/>
               <w:ind w:left="120"/>
             </w:pPr>
-            <w:hyperlink w:history="1" r:id="rId-vxqgbwrluq_kggmvnstc">
+            <w:hyperlink w:history="1" r:id="rId2vciodoi115p4m5ysj3ky">
               <w:r>
                 <w:rPr>
                   <w:rFonts w:ascii="Arial" w:cs="Arial" w:eastAsia="Arial" w:hAnsi="Arial"/>
@@ -23836,7 +23836,7 @@
             <w:pPr>
               <w:spacing w:after="20" w:before="0"/>
             </w:pPr>
-            <w:hyperlink w:history="1" r:id="rIdfr35iacoaehtplbasbrzj">
+            <w:hyperlink w:history="1" r:id="rIdkkajtzpdsln3omuzm1u76">
               <w:r>
                 <w:rPr>
                   <w:rFonts w:ascii="Arial" w:cs="Arial" w:eastAsia="Arial" w:hAnsi="Arial"/>
@@ -23869,7 +23869,7 @@
               <w:spacing w:after="10" w:before="0"/>
               <w:ind w:left="120"/>
             </w:pPr>
-            <w:hyperlink w:history="1" r:id="rIdryx8w7fxu6ljid3g0lukr">
+            <w:hyperlink w:history="1" r:id="rIdjmpgt3bvs3n7oed6vctag">
               <w:r>
                 <w:rPr>
                   <w:rFonts w:ascii="Arial" w:cs="Arial" w:eastAsia="Arial" w:hAnsi="Arial"/>
@@ -23914,7 +23914,7 @@
             <w:pPr>
               <w:spacing w:after="20" w:before="0"/>
             </w:pPr>
-            <w:hyperlink w:history="1" r:id="rIdw1mjvvbnjqf8hc9mu-wra">
+            <w:hyperlink w:history="1" r:id="rIdhol-qfnrtsmmizlr2igie">
               <w:r>
                 <w:rPr>
                   <w:rFonts w:ascii="Arial" w:cs="Arial" w:eastAsia="Arial" w:hAnsi="Arial"/>
@@ -23947,7 +23947,7 @@
               <w:spacing w:after="10" w:before="0"/>
               <w:ind w:left="120"/>
             </w:pPr>
-            <w:hyperlink w:history="1" r:id="rIdcjyv1pgqmynvetv8umiwy">
+            <w:hyperlink w:history="1" r:id="rIdeb1cxj-h6i0xyx1isimbo">
               <w:r>
                 <w:rPr>
                   <w:rFonts w:ascii="Arial" w:cs="Arial" w:eastAsia="Arial" w:hAnsi="Arial"/>
@@ -24147,7 +24147,7 @@
             <w:pPr>
               <w:spacing w:after="20" w:before="0"/>
             </w:pPr>
-            <w:hyperlink w:history="1" r:id="rIduwxkyesaovsatmf3h5oap">
+            <w:hyperlink w:history="1" r:id="rId1skvsptf3j363hqrj-9ye">
               <w:r>
                 <w:rPr>
                   <w:rFonts w:ascii="Arial" w:cs="Arial" w:eastAsia="Arial" w:hAnsi="Arial"/>
@@ -24180,7 +24180,7 @@
               <w:spacing w:after="10" w:before="0"/>
               <w:ind w:left="120"/>
             </w:pPr>
-            <w:hyperlink w:history="1" r:id="rIdhxj0rcdwnfn5egaw2iaqj">
+            <w:hyperlink w:history="1" r:id="rIdqnvuhhh8spdsodnxfpxas">
               <w:r>
                 <w:rPr>
                   <w:rFonts w:ascii="Arial" w:cs="Arial" w:eastAsia="Arial" w:hAnsi="Arial"/>
@@ -24225,7 +24225,7 @@
             <w:pPr>
               <w:spacing w:after="20" w:before="0"/>
             </w:pPr>
-            <w:hyperlink w:history="1" r:id="rIdhwvgxum1ahl2dxjkizf30">
+            <w:hyperlink w:history="1" r:id="rIdieoiki4p5nsdcz7za3qmv">
               <w:r>
                 <w:rPr>
                   <w:rFonts w:ascii="Arial" w:cs="Arial" w:eastAsia="Arial" w:hAnsi="Arial"/>
@@ -24274,7 +24274,7 @@
               <w:spacing w:after="10" w:before="0"/>
               <w:ind w:left="120"/>
             </w:pPr>
-            <w:hyperlink w:history="1" r:id="rIdzd7pz1emkfje-1kdxy0ci">
+            <w:hyperlink w:history="1" r:id="rId5fafoueth0negq9hffrfo">
               <w:r>
                 <w:rPr>
                   <w:rFonts w:ascii="Arial" w:cs="Arial" w:eastAsia="Arial" w:hAnsi="Arial"/>
@@ -24799,7 +24799,7 @@
         </w:rPr>
         <w:t xml:space="preserve">© 2026 SeaVuria and ARES. Aligned with KICD objectives. Developed by SeaVuria; technical implementation by ARES (with AI assistance from Claude). Licensed under </w:t>
       </w:r>
-      <w:hyperlink w:history="1" r:id="rIdaewczbpgsg84a6y-kdghz">
+      <w:hyperlink w:history="1" r:id="rIdmnjhiaoyijbtnpjwysu_k">
         <w:r>
           <w:rPr>
             <w:rFonts w:ascii="Arial" w:cs="Arial" w:eastAsia="Arial" w:hAnsi="Arial"/>
@@ -24820,7 +24820,7 @@
         </w:rPr>
         <w:t xml:space="preserve"> (</w:t>
       </w:r>
-      <w:hyperlink w:history="1" r:id="rIdfhgj-qebt-hinhdi_dhmk">
+      <w:hyperlink w:history="1" r:id="rIdom364sb6h8g-qqkhzsgax">
         <w:r>
           <w:rPr>
             <w:rFonts w:ascii="Arial" w:cs="Arial" w:eastAsia="Arial" w:hAnsi="Arial"/>
@@ -25860,7 +25860,7 @@
             <w:pPr>
               <w:spacing w:after="20" w:before="0"/>
             </w:pPr>
-            <w:hyperlink w:history="1" r:id="rIdfkiwyplz32zxuzyn8cnes">
+            <w:hyperlink w:history="1" r:id="rId-kbupvupl8zlh95a_r7jv">
               <w:r>
                 <w:rPr>
                   <w:rFonts w:ascii="Arial" w:cs="Arial" w:eastAsia="Arial" w:hAnsi="Arial"/>
@@ -25893,7 +25893,7 @@
               <w:spacing w:after="10" w:before="0"/>
               <w:ind w:left="120"/>
             </w:pPr>
-            <w:hyperlink w:history="1" r:id="rIdsbefyoryaudhznfknow0t">
+            <w:hyperlink w:history="1" r:id="rIdkbohxel6u6veh3asdbvpq">
               <w:r>
                 <w:rPr>
                   <w:rFonts w:ascii="Arial" w:cs="Arial" w:eastAsia="Arial" w:hAnsi="Arial"/>
@@ -25938,7 +25938,7 @@
             <w:pPr>
               <w:spacing w:after="20" w:before="0"/>
             </w:pPr>
-            <w:hyperlink w:history="1" r:id="rIdb_xooak2tqkxustr2c-nh">
+            <w:hyperlink w:history="1" r:id="rId5-kzw7byj0dwwcemmbwdh">
               <w:r>
                 <w:rPr>
                   <w:rFonts w:ascii="Arial" w:cs="Arial" w:eastAsia="Arial" w:hAnsi="Arial"/>
@@ -25971,7 +25971,7 @@
               <w:spacing w:after="10" w:before="0"/>
               <w:ind w:left="120"/>
             </w:pPr>
-            <w:hyperlink w:history="1" r:id="rId9gdwcxxcszsnmrn_hqlxe">
+            <w:hyperlink w:history="1" r:id="rIdqmi62fzjwaxu9hbfhqyzj">
               <w:r>
                 <w:rPr>
                   <w:rFonts w:ascii="Arial" w:cs="Arial" w:eastAsia="Arial" w:hAnsi="Arial"/>
@@ -26171,7 +26171,7 @@
             <w:pPr>
               <w:spacing w:after="20" w:before="0"/>
             </w:pPr>
-            <w:hyperlink w:history="1" r:id="rIdvepxodnm5vkq179xgaosm">
+            <w:hyperlink w:history="1" r:id="rId_t65lhznd8yce2gys1o5j">
               <w:r>
                 <w:rPr>
                   <w:rFonts w:ascii="Arial" w:cs="Arial" w:eastAsia="Arial" w:hAnsi="Arial"/>
@@ -26204,7 +26204,7 @@
               <w:spacing w:after="10" w:before="0"/>
               <w:ind w:left="120"/>
             </w:pPr>
-            <w:hyperlink w:history="1" r:id="rIddovzlypr2sln523eyuhlp">
+            <w:hyperlink w:history="1" r:id="rId8wij0pua-onfnalh0ystq">
               <w:r>
                 <w:rPr>
                   <w:rFonts w:ascii="Arial" w:cs="Arial" w:eastAsia="Arial" w:hAnsi="Arial"/>
@@ -26249,7 +26249,7 @@
             <w:pPr>
               <w:spacing w:after="20" w:before="0"/>
             </w:pPr>
-            <w:hyperlink w:history="1" r:id="rIdszfvxvwc8053dywcgjfqr">
+            <w:hyperlink w:history="1" r:id="rIdjnxfrkiyj_cyi40n029vl">
               <w:r>
                 <w:rPr>
                   <w:rFonts w:ascii="Arial" w:cs="Arial" w:eastAsia="Arial" w:hAnsi="Arial"/>
@@ -26282,7 +26282,7 @@
               <w:spacing w:after="10" w:before="0"/>
               <w:ind w:left="120"/>
             </w:pPr>
-            <w:hyperlink w:history="1" r:id="rIdjeqvmg3okhj66x9vrqxmb">
+            <w:hyperlink w:history="1" r:id="rIdfyqknzv5_qmvq-qraxn3j">
               <w:r>
                 <w:rPr>
                   <w:rFonts w:ascii="Arial" w:cs="Arial" w:eastAsia="Arial" w:hAnsi="Arial"/>
@@ -26482,7 +26482,7 @@
             <w:pPr>
               <w:spacing w:after="20" w:before="0"/>
             </w:pPr>
-            <w:hyperlink w:history="1" r:id="rIdsxq760nz6rtxiknkjpz5m">
+            <w:hyperlink w:history="1" r:id="rId5pco5vh7vshfwznurbqtu">
               <w:r>
                 <w:rPr>
                   <w:rFonts w:ascii="Arial" w:cs="Arial" w:eastAsia="Arial" w:hAnsi="Arial"/>
@@ -26515,7 +26515,7 @@
               <w:spacing w:after="10" w:before="0"/>
               <w:ind w:left="120"/>
             </w:pPr>
-            <w:hyperlink w:history="1" r:id="rIdpcqw5t-10uxrry8em7v91">
+            <w:hyperlink w:history="1" r:id="rIdiv_plwgibpeumlufycrs-">
               <w:r>
                 <w:rPr>
                   <w:rFonts w:ascii="Arial" w:cs="Arial" w:eastAsia="Arial" w:hAnsi="Arial"/>
@@ -26560,7 +26560,7 @@
             <w:pPr>
               <w:spacing w:after="20" w:before="0"/>
             </w:pPr>
-            <w:hyperlink w:history="1" r:id="rIdlxz2apf6gazpigk3tqnvm">
+            <w:hyperlink w:history="1" r:id="rIdkpvbgth5dywf-9yqrxqeg">
               <w:r>
                 <w:rPr>
                   <w:rFonts w:ascii="Arial" w:cs="Arial" w:eastAsia="Arial" w:hAnsi="Arial"/>
@@ -26593,7 +26593,7 @@
               <w:spacing w:after="10" w:before="0"/>
               <w:ind w:left="120"/>
             </w:pPr>
-            <w:hyperlink w:history="1" r:id="rIddnzr761mw_z5zmk6mxact">
+            <w:hyperlink w:history="1" r:id="rIduy-gamz3xvvgw5t9rxcef">
               <w:r>
                 <w:rPr>
                   <w:rFonts w:ascii="Arial" w:cs="Arial" w:eastAsia="Arial" w:hAnsi="Arial"/>
@@ -26793,7 +26793,7 @@
             <w:pPr>
               <w:spacing w:after="20" w:before="0"/>
             </w:pPr>
-            <w:hyperlink w:history="1" r:id="rIdcwfkkvxczebmjapirnyms">
+            <w:hyperlink w:history="1" r:id="rId4os9wxchdsauycnro-cic">
               <w:r>
                 <w:rPr>
                   <w:rFonts w:ascii="Arial" w:cs="Arial" w:eastAsia="Arial" w:hAnsi="Arial"/>
@@ -26826,7 +26826,7 @@
               <w:spacing w:after="10" w:before="0"/>
               <w:ind w:left="120"/>
             </w:pPr>
-            <w:hyperlink w:history="1" r:id="rIdtuddttty3-86vh2tk2k9s">
+            <w:hyperlink w:history="1" r:id="rIdlh7bhewugttrxrla0s0a0">
               <w:r>
                 <w:rPr>
                   <w:rFonts w:ascii="Arial" w:cs="Arial" w:eastAsia="Arial" w:hAnsi="Arial"/>
@@ -26871,7 +26871,7 @@
             <w:pPr>
               <w:spacing w:after="20" w:before="0"/>
             </w:pPr>
-            <w:hyperlink w:history="1" r:id="rIdeo2v7ovyebfk9btahaaa5">
+            <w:hyperlink w:history="1" r:id="rIdy25lxbdg_tgrvj8hh6pvs">
               <w:r>
                 <w:rPr>
                   <w:rFonts w:ascii="Arial" w:cs="Arial" w:eastAsia="Arial" w:hAnsi="Arial"/>
@@ -26904,7 +26904,7 @@
               <w:spacing w:after="10" w:before="0"/>
               <w:ind w:left="120"/>
             </w:pPr>
-            <w:hyperlink w:history="1" r:id="rIdavfj05sl5wqoxe2xghtcc">
+            <w:hyperlink w:history="1" r:id="rIdwv2rn1s4lotewftxei0yq">
               <w:r>
                 <w:rPr>
                   <w:rFonts w:ascii="Arial" w:cs="Arial" w:eastAsia="Arial" w:hAnsi="Arial"/>
@@ -27104,7 +27104,7 @@
             <w:pPr>
               <w:spacing w:after="20" w:before="0"/>
             </w:pPr>
-            <w:hyperlink w:history="1" r:id="rIdikxghfobhdxjm3s5k9zkm">
+            <w:hyperlink w:history="1" r:id="rIdirlra_k-i8wv_dng584md">
               <w:r>
                 <w:rPr>
                   <w:rFonts w:ascii="Arial" w:cs="Arial" w:eastAsia="Arial" w:hAnsi="Arial"/>
@@ -27137,7 +27137,7 @@
               <w:spacing w:after="10" w:before="0"/>
               <w:ind w:left="120"/>
             </w:pPr>
-            <w:hyperlink w:history="1" r:id="rIdacmfbyepbn6t7l8hncket">
+            <w:hyperlink w:history="1" r:id="rIdzcmevzutvuv5ukurznt3x">
               <w:r>
                 <w:rPr>
                   <w:rFonts w:ascii="Arial" w:cs="Arial" w:eastAsia="Arial" w:hAnsi="Arial"/>
@@ -27182,7 +27182,7 @@
             <w:pPr>
               <w:spacing w:after="20" w:before="0"/>
             </w:pPr>
-            <w:hyperlink w:history="1" r:id="rIdekylhu53hppvgqpzzbca9">
+            <w:hyperlink w:history="1" r:id="rIdw3vx1u51_tgsqymkzkqvo">
               <w:r>
                 <w:rPr>
                   <w:rFonts w:ascii="Arial" w:cs="Arial" w:eastAsia="Arial" w:hAnsi="Arial"/>
@@ -27231,7 +27231,7 @@
               <w:spacing w:after="10" w:before="0"/>
               <w:ind w:left="120"/>
             </w:pPr>
-            <w:hyperlink w:history="1" r:id="rIdjufrlgrdvhktpqgmurlsz">
+            <w:hyperlink w:history="1" r:id="rIduravrkeayinxv-won8o0a">
               <w:r>
                 <w:rPr>
                   <w:rFonts w:ascii="Arial" w:cs="Arial" w:eastAsia="Arial" w:hAnsi="Arial"/>
@@ -27756,7 +27756,7 @@
         </w:rPr>
         <w:t xml:space="preserve">© 2026 SeaVuria and ARES. Aligned with KICD objectives. Developed by SeaVuria; technical implementation by ARES (with AI assistance from Claude). Licensed under </w:t>
       </w:r>
-      <w:hyperlink w:history="1" r:id="rIdkfyi8_lsllc-fq-inzbdd">
+      <w:hyperlink w:history="1" r:id="rId_fmzm4xcs5eluf0188rgt">
         <w:r>
           <w:rPr>
             <w:rFonts w:ascii="Arial" w:cs="Arial" w:eastAsia="Arial" w:hAnsi="Arial"/>
@@ -27777,7 +27777,7 @@
         </w:rPr>
         <w:t xml:space="preserve"> (</w:t>
       </w:r>
-      <w:hyperlink w:history="1" r:id="rIdqo2xjorqgry2jur-mkiyb">
+      <w:hyperlink w:history="1" r:id="rId66gnfq7nqs1ytehjrfvcy">
         <w:r>
           <w:rPr>
             <w:rFonts w:ascii="Arial" w:cs="Arial" w:eastAsia="Arial" w:hAnsi="Arial"/>
